--- a/TechnicalReport.docx
+++ b/TechnicalReport.docx
@@ -4,69 +4,215 @@
   <w:body>
     <w:p>
       <w:pPr>
-        <w:rPr>
-          <w:lang w:val="es-ES"/>
-        </w:rPr>
-      </w:pPr>
-      <w:r>
-        <w:rPr>
-          <w:highlight w:val="yellow"/>
-          <w:lang w:val="es-ES"/>
-        </w:rPr>
-        <w:t>Uso de log-Nomal para Ra</w:t>
-      </w:r>
-      <w:r>
-        <w:rPr>
-          <w:highlight w:val="yellow"/>
-          <w:lang w:val="es-ES"/>
+        <w:pStyle w:val="Prrafodelista"/>
+        <w:numPr>
+          <w:ilvl w:val="0"/>
+          <w:numId w:val="5"/>
+        </w:numPr>
+        <w:rPr>
+          <w:highlight w:val="yellow"/>
+          <w:lang w:val="en-US"/>
+        </w:rPr>
+      </w:pPr>
+      <w:r>
+        <w:rPr>
+          <w:highlight w:val="yellow"/>
+          <w:lang w:val="en-US"/>
+        </w:rPr>
+        <w:t>Differentiate train and test sets</w:t>
+      </w:r>
+      <w:r>
+        <w:rPr>
+          <w:highlight w:val="yellow"/>
+          <w:lang w:val="en-US"/>
+        </w:rPr>
+        <w:t xml:space="preserve"> </w:t>
+      </w:r>
+    </w:p>
+    <w:p>
+      <w:pPr>
+        <w:pStyle w:val="Prrafodelista"/>
+        <w:rPr>
+          <w:highlight w:val="yellow"/>
+          <w:lang w:val="en-US"/>
+        </w:rPr>
+      </w:pPr>
+    </w:p>
+    <w:p>
+      <w:pPr>
+        <w:pStyle w:val="Prrafodelista"/>
+        <w:numPr>
+          <w:ilvl w:val="0"/>
+          <w:numId w:val="6"/>
+        </w:numPr>
+        <w:rPr>
+          <w:highlight w:val="yellow"/>
+          <w:lang w:val="en-US"/>
+        </w:rPr>
+      </w:pPr>
+      <w:r>
+        <w:rPr>
+          <w:highlight w:val="yellow"/>
+          <w:lang w:val="en-US"/>
+        </w:rPr>
+        <w:t xml:space="preserve">Random at cluster level </w:t>
+      </w:r>
+    </w:p>
+    <w:p>
+      <w:pPr>
+        <w:pStyle w:val="Prrafodelista"/>
+        <w:numPr>
+          <w:ilvl w:val="0"/>
+          <w:numId w:val="6"/>
+        </w:numPr>
+        <w:rPr>
+          <w:highlight w:val="yellow"/>
+          <w:lang w:val="en-US"/>
+        </w:rPr>
+      </w:pPr>
+      <w:r>
+        <w:rPr>
+          <w:highlight w:val="yellow"/>
+          <w:lang w:val="en-US"/>
+        </w:rPr>
+        <w:t>Select randomly one manzana per district</w:t>
+      </w:r>
+      <w:r>
+        <w:rPr>
+          <w:highlight w:val="yellow"/>
+          <w:lang w:val="en-US"/>
+        </w:rPr>
+        <w:t xml:space="preserve"> (just 1894 samples??) </w:t>
+      </w:r>
+      <w:r>
+        <w:rPr>
+          <w:highlight w:val="yellow"/>
+          <w:lang w:val="en-US"/>
+        </w:rPr>
+        <w:t xml:space="preserve"> </w:t>
+      </w:r>
+    </w:p>
+    <w:p>
+      <w:pPr>
+        <w:rPr>
+          <w:highlight w:val="yellow"/>
+          <w:lang w:val="en-US"/>
+        </w:rPr>
+      </w:pPr>
+    </w:p>
+    <w:p>
+      <w:pPr>
+        <w:pStyle w:val="Prrafodelista"/>
+        <w:numPr>
+          <w:ilvl w:val="0"/>
+          <w:numId w:val="6"/>
+        </w:numPr>
+        <w:rPr>
+          <w:highlight w:val="yellow"/>
+        </w:rPr>
+      </w:pPr>
+      <w:r>
+        <w:rPr>
+          <w:highlight w:val="yellow"/>
+        </w:rPr>
+        <w:t>Un Distrito por provincial, y</w:t>
+      </w:r>
+      <w:r>
+        <w:rPr>
+          <w:highlight w:val="yellow"/>
+        </w:rPr>
+        <w:t xml:space="preserve"> todas las manzanas del distrito. </w:t>
+      </w:r>
+    </w:p>
+    <w:p>
+      <w:pPr>
+        <w:pBdr>
+          <w:bottom w:val="thinThickThinMediumGap" w:sz="18" w:space="1" w:color="auto"/>
+        </w:pBdr>
+        <w:rPr>
+          <w:highlight w:val="yellow"/>
+        </w:rPr>
+      </w:pPr>
+    </w:p>
+    <w:p>
+      <w:pPr>
+        <w:rPr>
+          <w:highlight w:val="yellow"/>
+        </w:rPr>
+      </w:pPr>
+    </w:p>
+    <w:p>
+      <w:r>
+        <w:rPr>
+          <w:highlight w:val="yellow"/>
+        </w:rPr>
+        <w:t>Uso de log-</w:t>
+      </w:r>
+      <w:proofErr w:type="spellStart"/>
+      <w:r>
+        <w:rPr>
+          <w:highlight w:val="yellow"/>
+        </w:rPr>
+        <w:t>Nomal</w:t>
+      </w:r>
+      <w:proofErr w:type="spellEnd"/>
+      <w:r>
+        <w:rPr>
+          <w:highlight w:val="yellow"/>
+        </w:rPr>
+        <w:t xml:space="preserve"> para Ra</w:t>
+      </w:r>
+      <w:r>
+        <w:rPr>
+          <w:highlight w:val="yellow"/>
         </w:rPr>
         <w:t>n</w:t>
       </w:r>
       <w:r>
         <w:rPr>
           <w:highlight w:val="yellow"/>
-          <w:lang w:val="es-ES"/>
         </w:rPr>
         <w:t>do</w:t>
       </w:r>
       <w:r>
         <w:rPr>
           <w:highlight w:val="yellow"/>
-          <w:lang w:val="es-ES"/>
         </w:rPr>
         <w:t xml:space="preserve">m </w:t>
       </w:r>
       <w:r>
         <w:rPr>
           <w:highlight w:val="yellow"/>
-          <w:lang w:val="es-ES"/>
         </w:rPr>
         <w:t>Greed</w:t>
       </w:r>
       <w:r>
         <w:rPr>
           <w:highlight w:val="yellow"/>
-          <w:lang w:val="es-ES"/>
         </w:rPr>
         <w:t xml:space="preserve"> </w:t>
       </w:r>
       <w:r>
         <w:rPr>
           <w:highlight w:val="yellow"/>
-          <w:lang w:val="es-ES"/>
         </w:rPr>
         <w:t>Search</w:t>
       </w:r>
       <w:r>
-        <w:rPr>
-          <w:lang w:val="es-ES"/>
-        </w:rPr>
         <w:t xml:space="preserve"> </w:t>
       </w:r>
     </w:p>
     <w:p>
       <w:r>
-        <w:t xml:space="preserve">Porque el efecto de alpha depende de su </w:t>
+        <w:t xml:space="preserve">Porque el efecto de </w:t>
+      </w:r>
+      <w:proofErr w:type="spellStart"/>
+      <w:r>
+        <w:t>alpha</w:t>
+      </w:r>
+      <w:proofErr w:type="spellEnd"/>
+      <w:r>
+        <w:t xml:space="preserve"> depende de su </w:t>
       </w:r>
       <w:r>
         <w:rPr>
@@ -76,7 +222,15 @@
         <w:t>orden de magnitud</w:t>
       </w:r>
       <w:r>
-        <w:t xml:space="preserve">, no de su valor absoluto. loguniform reparte las pruebas de forma pareja </w:t>
+        <w:t xml:space="preserve">, no de su valor absoluto. </w:t>
+      </w:r>
+      <w:proofErr w:type="spellStart"/>
+      <w:r>
+        <w:t>loguniform</w:t>
+      </w:r>
+      <w:proofErr w:type="spellEnd"/>
+      <w:r>
+        <w:t xml:space="preserve"> reparte las pruebas de forma pareja </w:t>
       </w:r>
       <w:r>
         <w:rPr>
@@ -101,8 +255,17 @@
           <w:b/>
           <w:bCs/>
         </w:rPr>
-        <w:t>El problema con uniform</w:t>
-      </w:r>
+        <w:t xml:space="preserve">El problema con </w:t>
+      </w:r>
+      <w:proofErr w:type="spellStart"/>
+      <w:r>
+        <w:rPr>
+          <w:b/>
+          <w:bCs/>
+        </w:rPr>
+        <w:t>uniform</w:t>
+      </w:r>
+      <w:proofErr w:type="spellEnd"/>
     </w:p>
     <w:p>
       <w:r>
@@ -116,7 +279,15 @@
     </w:p>
     <w:p>
       <w:r>
-        <w:t xml:space="preserve">Si muestreas con uniform(0.0001, 10), cada valor tiene la misma probabilidad </w:t>
+        <w:t xml:space="preserve">Si muestreas con </w:t>
+      </w:r>
+      <w:proofErr w:type="spellStart"/>
+      <w:r>
+        <w:t>uniform</w:t>
+      </w:r>
+      <w:proofErr w:type="spellEnd"/>
+      <w:r>
+        <w:t xml:space="preserve">(0.0001, 10), cada valor tiene la misma probabilidad </w:t>
       </w:r>
       <w:r>
         <w:rPr>
@@ -214,8 +385,17 @@
                 <w:b/>
                 <w:bCs/>
               </w:rPr>
-              <w:t>Probabilidad con uniform</w:t>
+              <w:t xml:space="preserve">Probabilidad con </w:t>
             </w:r>
+            <w:proofErr w:type="spellStart"/>
+            <w:r>
+              <w:rPr>
+                <w:b/>
+                <w:bCs/>
+              </w:rPr>
+              <w:t>uniform</w:t>
+            </w:r>
+            <w:proofErr w:type="spellEnd"/>
           </w:p>
         </w:tc>
         <w:tc>
@@ -236,8 +416,17 @@
                 <w:b/>
                 <w:bCs/>
               </w:rPr>
-              <w:t>Con loguniform</w:t>
+              <w:t xml:space="preserve">Con </w:t>
             </w:r>
+            <w:proofErr w:type="spellStart"/>
+            <w:r>
+              <w:rPr>
+                <w:b/>
+                <w:bCs/>
+              </w:rPr>
+              <w:t>loguniform</w:t>
+            </w:r>
+            <w:proofErr w:type="spellEnd"/>
           </w:p>
         </w:tc>
       </w:tr>
@@ -513,7 +702,23 @@
     </w:tbl>
     <w:p>
       <w:r>
-        <w:t xml:space="preserve">Con uniform y 20 iteraciones, unas 18 caerían entre 1 y 10, y casi ninguna probaría valores pequeños como 0.001. Si el alpha óptimo fuera 0.005, </w:t>
+        <w:t xml:space="preserve">Con </w:t>
+      </w:r>
+      <w:proofErr w:type="spellStart"/>
+      <w:r>
+        <w:t>uniform</w:t>
+      </w:r>
+      <w:proofErr w:type="spellEnd"/>
+      <w:r>
+        <w:t xml:space="preserve"> y 20 iteraciones, unas 18 caerían entre 1 y 10, y casi ninguna probaría valores pequeños como 0.001. Si el </w:t>
+      </w:r>
+      <w:proofErr w:type="spellStart"/>
+      <w:r>
+        <w:t>alpha</w:t>
+      </w:r>
+      <w:proofErr w:type="spellEnd"/>
+      <w:r>
+        <w:t xml:space="preserve"> óptimo fuera 0.005, </w:t>
       </w:r>
       <w:r>
         <w:rPr>
@@ -539,57 +744,79 @@
           <w:lang w:val="es-ES"/>
         </w:rPr>
       </w:pPr>
+      <w:proofErr w:type="spellStart"/>
       <w:r>
         <w:rPr>
           <w:lang w:val="es-ES"/>
         </w:rPr>
-        <w:t xml:space="preserve">Models: </w:t>
-      </w:r>
-    </w:p>
-    <w:p>
-      <w:pPr>
+        <w:t>Models</w:t>
+      </w:r>
+      <w:proofErr w:type="spellEnd"/>
+      <w:r>
         <w:rPr>
           <w:lang w:val="es-ES"/>
         </w:rPr>
-      </w:pPr>
-    </w:p>
-    <w:p>
-      <w:pPr>
-        <w:rPr>
-          <w:lang w:val="en-US"/>
-        </w:rPr>
-      </w:pPr>
+        <w:t xml:space="preserve">: </w:t>
+      </w:r>
+    </w:p>
+    <w:p>
+      <w:pPr>
+        <w:rPr>
+          <w:lang w:val="es-ES"/>
+        </w:rPr>
+      </w:pPr>
+    </w:p>
+    <w:p>
+      <w:proofErr w:type="spellStart"/>
       <w:r>
         <w:rPr>
           <w:b/>
           <w:bCs/>
-          <w:lang w:val="en-US"/>
-        </w:rPr>
+        </w:rPr>
+        <w:lastRenderedPageBreak/>
         <w:t>HistGradientBoosting</w:t>
       </w:r>
-      <w:r>
-        <w:rPr>
-          <w:lang w:val="en-US"/>
-        </w:rPr>
-        <w:t xml:space="preserve"> is more efficient por la</w:t>
-      </w:r>
-      <w:r>
-        <w:rPr>
-          <w:lang w:val="en-US"/>
-        </w:rPr>
-        <w:t>r</w:t>
-      </w:r>
-      <w:r>
-        <w:rPr>
-          <w:lang w:val="en-US"/>
-        </w:rPr>
+      <w:proofErr w:type="spellEnd"/>
+      <w:r>
+        <w:t xml:space="preserve"> </w:t>
+      </w:r>
+      <w:proofErr w:type="spellStart"/>
+      <w:r>
+        <w:t>is</w:t>
+      </w:r>
+      <w:proofErr w:type="spellEnd"/>
+      <w:r>
+        <w:t xml:space="preserve"> more </w:t>
+      </w:r>
+      <w:proofErr w:type="spellStart"/>
+      <w:r>
+        <w:t>efficient</w:t>
+      </w:r>
+      <w:proofErr w:type="spellEnd"/>
+      <w:r>
+        <w:t xml:space="preserve"> por </w:t>
+      </w:r>
+      <w:proofErr w:type="spellStart"/>
+      <w:r>
+        <w:t>lar</w:t>
+      </w:r>
+      <w:r>
         <w:t>g</w:t>
       </w:r>
       <w:r>
-        <w:rPr>
-          <w:lang w:val="en-US"/>
-        </w:rPr>
-        <w:t>e datasets (&gt;200 k)</w:t>
+        <w:t>e</w:t>
+      </w:r>
+      <w:proofErr w:type="spellEnd"/>
+      <w:r>
+        <w:t xml:space="preserve"> </w:t>
+      </w:r>
+      <w:proofErr w:type="spellStart"/>
+      <w:r>
+        <w:t>datasets</w:t>
+      </w:r>
+      <w:proofErr w:type="spellEnd"/>
+      <w:r>
+        <w:t xml:space="preserve"> (&gt;200 k)</w:t>
       </w:r>
     </w:p>
     <w:p>
@@ -601,18 +828,34 @@
         </w:numPr>
       </w:pPr>
       <w:r>
-        <w:t>Learning rate: el peso de ca</w:t>
+        <w:t xml:space="preserve">Learning </w:t>
+      </w:r>
+      <w:proofErr w:type="spellStart"/>
+      <w:r>
+        <w:t>rate</w:t>
+      </w:r>
+      <w:proofErr w:type="spellEnd"/>
+      <w:r>
+        <w:t>: el peso de ca</w:t>
       </w:r>
       <w:r>
         <w:t xml:space="preserve">da árbol nuevo en la predicción final. </w:t>
       </w:r>
     </w:p>
     <w:p>
+      <w:proofErr w:type="spellStart"/>
       <w:r>
         <w:rPr>
           <w:highlight w:val="green"/>
         </w:rPr>
-        <w:t>loguniform(0.01, 0.3). Menos de 0.01 necesitaría miles de árboles; más de 0.3 es inestable. Es logarítmico porque 0.01 vs 0.03 importa tanto como 0.1 vs 0.3.</w:t>
+        <w:t>loguniform</w:t>
+      </w:r>
+      <w:proofErr w:type="spellEnd"/>
+      <w:r>
+        <w:rPr>
+          <w:highlight w:val="green"/>
+        </w:rPr>
+        <w:t>(0.01, 0.3). Menos de 0.01 necesitaría miles de árboles; más de 0.3 es inestable. Es logarítmico porque 0.01 vs 0.03 importa tanto como 0.1 vs 0.3.</w:t>
       </w:r>
     </w:p>
     <w:p>
@@ -623,8 +866,13 @@
           <w:numId w:val="1"/>
         </w:numPr>
       </w:pPr>
-      <w:r>
-        <w:t xml:space="preserve">Max_iter: Número de árboles </w:t>
+      <w:proofErr w:type="spellStart"/>
+      <w:r>
+        <w:t>Max_iter</w:t>
+      </w:r>
+      <w:proofErr w:type="spellEnd"/>
+      <w:r>
+        <w:t xml:space="preserve">: Número de árboles </w:t>
       </w:r>
     </w:p>
     <w:p>
@@ -635,19 +883,32 @@
           <w:numId w:val="1"/>
         </w:numPr>
       </w:pPr>
-      <w:r>
-        <w:t>Max_leaf_nodes: Máximo de hoja</w:t>
+      <w:proofErr w:type="spellStart"/>
+      <w:r>
+        <w:t>Max_leaf_nodes</w:t>
+      </w:r>
+      <w:proofErr w:type="spellEnd"/>
+      <w:r>
+        <w:t>: Máximo de hoja</w:t>
       </w:r>
       <w:r>
         <w:t xml:space="preserve">s por árbol </w:t>
       </w:r>
     </w:p>
     <w:p>
-      <w:r>
-        <w:rPr>
-          <w:highlight w:val="yellow"/>
-        </w:rPr>
-        <w:t>randint(15, 128). 15 hojas da árboles simples; 127 permite interacciones complejas entre variables. El valor por defecto es 31.</w:t>
+      <w:proofErr w:type="spellStart"/>
+      <w:r>
+        <w:rPr>
+          <w:highlight w:val="yellow"/>
+        </w:rPr>
+        <w:t>randint</w:t>
+      </w:r>
+      <w:proofErr w:type="spellEnd"/>
+      <w:r>
+        <w:rPr>
+          <w:highlight w:val="yellow"/>
+        </w:rPr>
+        <w:t>(15, 128). 15 hojas da árboles simples; 127 permite interacciones complejas entre variables. El valor por defecto es 31.</w:t>
       </w:r>
     </w:p>
     <w:p/>
@@ -659,14 +920,23 @@
           <w:numId w:val="1"/>
         </w:numPr>
       </w:pPr>
-      <w:r>
-        <w:lastRenderedPageBreak/>
-        <w:t xml:space="preserve">Min_sample_leaf: Mínimo de observaciones por hoja. </w:t>
-      </w:r>
-    </w:p>
-    <w:p>
-      <w:r>
-        <w:t>randint(20, 300). Con 160k observaciones, una hoja con 5 datos es ruido. Valores más altos dan un modelo más suave.</w:t>
+      <w:proofErr w:type="spellStart"/>
+      <w:r>
+        <w:t>Min_sample_leaf</w:t>
+      </w:r>
+      <w:proofErr w:type="spellEnd"/>
+      <w:r>
+        <w:t xml:space="preserve">: Mínimo de observaciones por hoja. </w:t>
+      </w:r>
+    </w:p>
+    <w:p>
+      <w:proofErr w:type="spellStart"/>
+      <w:r>
+        <w:t>randint</w:t>
+      </w:r>
+      <w:proofErr w:type="spellEnd"/>
+      <w:r>
+        <w:t>(20, 300). Con 160k observaciones, una hoja con 5 datos es ruido. Valores más altos dan un modelo más suave.</w:t>
       </w:r>
     </w:p>
     <w:p>
@@ -684,7 +954,21 @@
         <w:rPr>
           <w:lang w:val="en-US"/>
         </w:rPr>
-        <w:t xml:space="preserve">L2 regularization: Penaliza hojas </w:t>
+        <w:t xml:space="preserve">L2 regularization: </w:t>
+      </w:r>
+      <w:proofErr w:type="spellStart"/>
+      <w:r>
+        <w:rPr>
+          <w:lang w:val="en-US"/>
+        </w:rPr>
+        <w:t>Penaliza</w:t>
+      </w:r>
+      <w:proofErr w:type="spellEnd"/>
+      <w:r>
+        <w:rPr>
+          <w:lang w:val="en-US"/>
+        </w:rPr>
+        <w:t xml:space="preserve"> hojas </w:t>
       </w:r>
       <w:r>
         <w:rPr>
@@ -729,7 +1013,15 @@
         </w:numPr>
       </w:pPr>
       <w:r>
-        <w:t xml:space="preserve">Learning reate or eta: peso del nuevo </w:t>
+        <w:t xml:space="preserve">Learning reate </w:t>
+      </w:r>
+      <w:proofErr w:type="spellStart"/>
+      <w:r>
+        <w:t>or</w:t>
+      </w:r>
+      <w:proofErr w:type="spellEnd"/>
+      <w:r>
+        <w:t xml:space="preserve"> eta: peso del nuevo </w:t>
       </w:r>
       <w:r>
         <w:t xml:space="preserve">árbol en la predicción. </w:t>
@@ -747,16 +1039,24 @@
           <w:lang w:val="en-US"/>
         </w:rPr>
       </w:pPr>
+      <w:proofErr w:type="spellStart"/>
       <w:r>
         <w:rPr>
           <w:lang w:val="en-US"/>
         </w:rPr>
-        <w:t>Max_depth: the number of c</w:t>
-      </w:r>
+        <w:t>Max_depth</w:t>
+      </w:r>
+      <w:proofErr w:type="spellEnd"/>
       <w:r>
         <w:rPr>
           <w:lang w:val="en-US"/>
         </w:rPr>
+        <w:t>: the number of c</w:t>
+      </w:r>
+      <w:r>
+        <w:rPr>
+          <w:lang w:val="en-US"/>
+        </w:rPr>
         <w:t xml:space="preserve">onsecutive splits. </w:t>
       </w:r>
     </w:p>
@@ -769,11 +1069,33 @@
       </w:pPr>
     </w:p>
     <w:p>
-      <w:r>
-        <w:rPr>
-          <w:highlight w:val="yellow"/>
-        </w:rPr>
-        <w:t>randint(3, 10) da de 3 a 9. Una profundidad de 3 capta interacciones de hasta 3 variables. Más de 9 suele sobreajustar. El valor por defecto es 6.</w:t>
+      <w:proofErr w:type="spellStart"/>
+      <w:r>
+        <w:rPr>
+          <w:highlight w:val="yellow"/>
+        </w:rPr>
+        <w:t>randint</w:t>
+      </w:r>
+      <w:proofErr w:type="spellEnd"/>
+      <w:r>
+        <w:rPr>
+          <w:highlight w:val="yellow"/>
+        </w:rPr>
+        <w:t xml:space="preserve">(3, 10) da de 3 a 9. Una profundidad de 3 capta interacciones de hasta 3 variables. Más de 9 suele </w:t>
+      </w:r>
+      <w:proofErr w:type="spellStart"/>
+      <w:r>
+        <w:rPr>
+          <w:highlight w:val="yellow"/>
+        </w:rPr>
+        <w:t>sobreajustar</w:t>
+      </w:r>
+      <w:proofErr w:type="spellEnd"/>
+      <w:r>
+        <w:rPr>
+          <w:highlight w:val="yellow"/>
+        </w:rPr>
+        <w:t>. El valor por defecto es 6.</w:t>
       </w:r>
     </w:p>
     <w:p>
@@ -784,8 +1106,21 @@
           <w:numId w:val="2"/>
         </w:numPr>
       </w:pPr>
-      <w:r>
-        <w:t>Sub-sample: fracción de rows en cada árbol.</w:t>
+      <w:proofErr w:type="spellStart"/>
+      <w:r>
+        <w:t>Sub-sample</w:t>
+      </w:r>
+      <w:proofErr w:type="spellEnd"/>
+      <w:r>
+        <w:t xml:space="preserve">: fracción de </w:t>
+      </w:r>
+      <w:proofErr w:type="spellStart"/>
+      <w:r>
+        <w:t>rows</w:t>
+      </w:r>
+      <w:proofErr w:type="spellEnd"/>
+      <w:r>
+        <w:t xml:space="preserve"> en cada árbol.</w:t>
       </w:r>
     </w:p>
     <w:p>
@@ -796,9 +1131,11 @@
           <w:numId w:val="2"/>
         </w:numPr>
       </w:pPr>
+      <w:proofErr w:type="spellStart"/>
       <w:r>
         <w:t>colsample_bytree</w:t>
       </w:r>
+      <w:proofErr w:type="spellEnd"/>
       <w:r>
         <w:t xml:space="preserve">: fracción de variables en cada árbol. </w:t>
       </w:r>
@@ -811,8 +1148,13 @@
           <w:numId w:val="2"/>
         </w:numPr>
       </w:pPr>
-      <w:r>
-        <w:t xml:space="preserve">Reg_lambda : L2_regularization </w:t>
+      <w:proofErr w:type="spellStart"/>
+      <w:r>
+        <w:t>Reg_lambda</w:t>
+      </w:r>
+      <w:proofErr w:type="spellEnd"/>
+      <w:r>
+        <w:t xml:space="preserve"> : L2_regularization </w:t>
       </w:r>
     </w:p>
     <w:p/>
@@ -833,6 +1175,10 @@
     </w:p>
     <w:p>
       <w:r>
+        <w:rPr>
+          <w:noProof/>
+        </w:rPr>
+        <w:lastRenderedPageBreak/>
         <w:drawing>
           <wp:inline distT="0" distB="0" distL="0" distR="0" wp14:anchorId="799C437A" wp14:editId="316BD232">
             <wp:extent cx="6096494" cy="2301240"/>
@@ -878,8 +1224,13 @@
           <w:numId w:val="3"/>
         </w:numPr>
       </w:pPr>
-      <w:r>
-        <w:t xml:space="preserve">N_estimators: número de arboles </w:t>
+      <w:proofErr w:type="spellStart"/>
+      <w:r>
+        <w:t>N_estimators</w:t>
+      </w:r>
+      <w:proofErr w:type="spellEnd"/>
+      <w:r>
+        <w:t xml:space="preserve">: número de arboles </w:t>
       </w:r>
     </w:p>
     <w:p>
@@ -922,11 +1273,33 @@
       </w:r>
     </w:p>
     <w:p>
-      <w:r>
-        <w:rPr>
-          <w:highlight w:val="yellow"/>
-        </w:rPr>
-        <w:t>randint(15, 255). El valor por defecto es 31. Con 160k observaciones puedes permitir árboles más complejos. Regla práctica: num_leaves &lt; 2^max_depth equivalente.</w:t>
+      <w:proofErr w:type="spellStart"/>
+      <w:r>
+        <w:rPr>
+          <w:highlight w:val="yellow"/>
+        </w:rPr>
+        <w:t>randint</w:t>
+      </w:r>
+      <w:proofErr w:type="spellEnd"/>
+      <w:r>
+        <w:rPr>
+          <w:highlight w:val="yellow"/>
+        </w:rPr>
+        <w:t xml:space="preserve">(15, 255). El valor por defecto es 31. Con 160k observaciones puedes permitir árboles más complejos. Regla práctica: </w:t>
+      </w:r>
+      <w:proofErr w:type="spellStart"/>
+      <w:r>
+        <w:rPr>
+          <w:highlight w:val="yellow"/>
+        </w:rPr>
+        <w:t>num_leaves</w:t>
+      </w:r>
+      <w:proofErr w:type="spellEnd"/>
+      <w:r>
+        <w:rPr>
+          <w:highlight w:val="yellow"/>
+        </w:rPr>
+        <w:t xml:space="preserve"> &lt; 2^max_depth equivalente.</w:t>
       </w:r>
     </w:p>
     <w:p/>
@@ -945,28 +1318,29 @@
         <w:rPr>
           <w:lang w:val="pt-PT"/>
         </w:rPr>
-        <w:lastRenderedPageBreak/>
-        <w:t>min_child_samples</w:t>
+        <w:t xml:space="preserve">min_child_samples; Minimo de </w:t>
       </w:r>
       <w:r>
         <w:rPr>
           <w:lang w:val="pt-PT"/>
         </w:rPr>
-        <w:t xml:space="preserve">; Minimo de </w:t>
-      </w:r>
-      <w:r>
-        <w:rPr>
-          <w:lang w:val="pt-PT"/>
-        </w:rPr>
         <w:t xml:space="preserve">observaciones por hoja. </w:t>
       </w:r>
     </w:p>
     <w:p>
-      <w:r>
-        <w:rPr>
-          <w:highlight w:val="yellow"/>
-        </w:rPr>
-        <w:t>randint(20, 300). El valor por defecto es 20.</w:t>
+      <w:proofErr w:type="spellStart"/>
+      <w:r>
+        <w:rPr>
+          <w:highlight w:val="yellow"/>
+        </w:rPr>
+        <w:t>randint</w:t>
+      </w:r>
+      <w:proofErr w:type="spellEnd"/>
+      <w:r>
+        <w:rPr>
+          <w:highlight w:val="yellow"/>
+        </w:rPr>
+        <w:t>(20, 300). El valor por defecto es 20.</w:t>
       </w:r>
     </w:p>
     <w:p/>
@@ -977,27 +1351,76 @@
           <w:bCs/>
         </w:rPr>
       </w:pPr>
+      <w:proofErr w:type="spellStart"/>
       <w:r>
         <w:rPr>
           <w:b/>
           <w:bCs/>
         </w:rPr>
-        <w:t xml:space="preserve">AdaBoost </w:t>
-      </w:r>
-    </w:p>
-    <w:p>
-      <w:pPr>
-        <w:jc w:val="both"/>
-      </w:pPr>
-      <w:r>
-        <w:t xml:space="preserve">El modelo no ajusta los residuos sino las observaciones con mayor residuo. Estas observaciones reciben un peso según deviersos criterios: </w:t>
-      </w:r>
+        <w:t>AdaBoost</w:t>
+      </w:r>
+      <w:proofErr w:type="spellEnd"/>
       <w:r>
         <w:rPr>
           <w:b/>
           <w:bCs/>
         </w:rPr>
-        <w:t>linear, square, exponential.</w:t>
+        <w:t xml:space="preserve"> </w:t>
+      </w:r>
+    </w:p>
+    <w:p>
+      <w:pPr>
+        <w:jc w:val="both"/>
+      </w:pPr>
+      <w:r>
+        <w:t xml:space="preserve">El modelo no ajusta los residuos sino las observaciones con mayor residuo. Estas observaciones reciben un peso según </w:t>
+      </w:r>
+      <w:proofErr w:type="spellStart"/>
+      <w:r>
+        <w:t>deviersos</w:t>
+      </w:r>
+      <w:proofErr w:type="spellEnd"/>
+      <w:r>
+        <w:t xml:space="preserve"> criterios: </w:t>
+      </w:r>
+      <w:r>
+        <w:rPr>
+          <w:b/>
+          <w:bCs/>
+        </w:rPr>
+        <w:t xml:space="preserve">linear, </w:t>
+      </w:r>
+      <w:proofErr w:type="spellStart"/>
+      <w:r>
+        <w:rPr>
+          <w:b/>
+          <w:bCs/>
+        </w:rPr>
+        <w:t>square</w:t>
+      </w:r>
+      <w:proofErr w:type="spellEnd"/>
+      <w:r>
+        <w:rPr>
+          <w:b/>
+          <w:bCs/>
+        </w:rPr>
+        <w:t xml:space="preserve">, </w:t>
+      </w:r>
+      <w:proofErr w:type="spellStart"/>
+      <w:r>
+        <w:rPr>
+          <w:b/>
+          <w:bCs/>
+        </w:rPr>
+        <w:t>exponential</w:t>
+      </w:r>
+      <w:proofErr w:type="spellEnd"/>
+      <w:r>
+        <w:rPr>
+          <w:b/>
+          <w:bCs/>
+        </w:rPr>
+        <w:t>.</w:t>
       </w:r>
       <w:r>
         <w:t xml:space="preserve"> </w:t>
@@ -1024,7 +1447,77 @@
         <w:rPr>
           <w:highlight w:val="yellow"/>
         </w:rPr>
-        <w:t>"linear": peso proporcional al error; es el estándar. "square": castiga mucho más los errores grandes. "exponential": todavía más extremo. square y exponential hacen que el modelo se obsesione con los outliers. Si tienes distritos con tasas de pobreza atípicas, linear suele ganar.</w:t>
+        <w:t>"linear": peso proporcional al error; es el estándar. "</w:t>
+      </w:r>
+      <w:proofErr w:type="spellStart"/>
+      <w:r>
+        <w:rPr>
+          <w:highlight w:val="yellow"/>
+        </w:rPr>
+        <w:t>square</w:t>
+      </w:r>
+      <w:proofErr w:type="spellEnd"/>
+      <w:r>
+        <w:rPr>
+          <w:highlight w:val="yellow"/>
+        </w:rPr>
+        <w:t>": castiga mucho más los errores grandes. "</w:t>
+      </w:r>
+      <w:proofErr w:type="spellStart"/>
+      <w:r>
+        <w:rPr>
+          <w:highlight w:val="yellow"/>
+        </w:rPr>
+        <w:t>exponential</w:t>
+      </w:r>
+      <w:proofErr w:type="spellEnd"/>
+      <w:r>
+        <w:rPr>
+          <w:highlight w:val="yellow"/>
+        </w:rPr>
+        <w:t xml:space="preserve">": todavía más extremo. </w:t>
+      </w:r>
+      <w:proofErr w:type="spellStart"/>
+      <w:r>
+        <w:rPr>
+          <w:highlight w:val="yellow"/>
+        </w:rPr>
+        <w:t>square</w:t>
+      </w:r>
+      <w:proofErr w:type="spellEnd"/>
+      <w:r>
+        <w:rPr>
+          <w:highlight w:val="yellow"/>
+        </w:rPr>
+        <w:t xml:space="preserve"> y </w:t>
+      </w:r>
+      <w:proofErr w:type="spellStart"/>
+      <w:r>
+        <w:rPr>
+          <w:highlight w:val="yellow"/>
+        </w:rPr>
+        <w:t>exponential</w:t>
+      </w:r>
+      <w:proofErr w:type="spellEnd"/>
+      <w:r>
+        <w:rPr>
+          <w:highlight w:val="yellow"/>
+        </w:rPr>
+        <w:t xml:space="preserve"> hacen que el modelo se obsesione con los </w:t>
+      </w:r>
+      <w:proofErr w:type="spellStart"/>
+      <w:r>
+        <w:rPr>
+          <w:highlight w:val="yellow"/>
+        </w:rPr>
+        <w:t>outliers</w:t>
+      </w:r>
+      <w:proofErr w:type="spellEnd"/>
+      <w:r>
+        <w:rPr>
+          <w:highlight w:val="yellow"/>
+        </w:rPr>
+        <w:t>. Si tienes distritos con tasas de pobreza atípicas, linear suele ganar.</w:t>
       </w:r>
     </w:p>
     <w:p>
@@ -1036,8 +1529,21 @@
         </w:numPr>
         <w:jc w:val="both"/>
       </w:pPr>
-      <w:r>
-        <w:t xml:space="preserve">Estimator__max_depth: profundidad de cada árbol base. </w:t>
+      <w:proofErr w:type="spellStart"/>
+      <w:r>
+        <w:t>Estimator</w:t>
+      </w:r>
+      <w:proofErr w:type="spellEnd"/>
+      <w:r>
+        <w:t>__</w:t>
+      </w:r>
+      <w:proofErr w:type="spellStart"/>
+      <w:r>
+        <w:t>max_depth</w:t>
+      </w:r>
+      <w:proofErr w:type="spellEnd"/>
+      <w:r>
+        <w:t xml:space="preserve">: profundidad de cada árbol base. </w:t>
       </w:r>
     </w:p>
     <w:p>
@@ -1045,7 +1551,15 @@
         <w:jc w:val="both"/>
       </w:pPr>
       <w:r>
-        <w:t xml:space="preserve">[3, 4, 5, 6]. AdaBoost está diseñado para árboles </w:t>
+        <w:t xml:space="preserve">[3, 4, 5, 6]. </w:t>
+      </w:r>
+      <w:proofErr w:type="spellStart"/>
+      <w:r>
+        <w:t>AdaBoost</w:t>
+      </w:r>
+      <w:proofErr w:type="spellEnd"/>
+      <w:r>
+        <w:t xml:space="preserve"> está diseñado para árboles </w:t>
       </w:r>
       <w:r>
         <w:rPr>
@@ -1055,7 +1569,23 @@
         <w:t>débiles</w:t>
       </w:r>
       <w:r>
-        <w:t xml:space="preserve"> (poco profundos). Árboles muy profundos ya se ajustan bien solos y el boosting pierde sentido: sobreajusta.</w:t>
+        <w:t xml:space="preserve"> (poco profundos). Árboles muy profundos ya se ajustan bien solos y el </w:t>
+      </w:r>
+      <w:proofErr w:type="spellStart"/>
+      <w:r>
+        <w:t>boosting</w:t>
+      </w:r>
+      <w:proofErr w:type="spellEnd"/>
+      <w:r>
+        <w:t xml:space="preserve"> pierde sentido: </w:t>
+      </w:r>
+      <w:proofErr w:type="spellStart"/>
+      <w:r>
+        <w:t>sobreajusta</w:t>
+      </w:r>
+      <w:proofErr w:type="spellEnd"/>
+      <w:r>
+        <w:t>.</w:t>
       </w:r>
     </w:p>
     <w:sectPr>
@@ -1160,6 +1690,95 @@
     </w:lvl>
   </w:abstractNum>
   <w:abstractNum w:abstractNumId="1" w15:restartNumberingAfterBreak="0">
+    <w:nsid w:val="06D66FBD"/>
+    <w:multiLevelType w:val="hybridMultilevel"/>
+    <w:tmpl w:val="F8E0403E"/>
+    <w:lvl w:ilvl="0" w:tplc="D7C66F0E">
+      <w:start w:val="1"/>
+      <w:numFmt w:val="lowerRoman"/>
+      <w:lvlText w:val="(%1)"/>
+      <w:lvlJc w:val="left"/>
+      <w:pPr>
+        <w:ind w:left="1080" w:hanging="720"/>
+      </w:pPr>
+      <w:rPr>
+        <w:rFonts w:hint="default"/>
+      </w:rPr>
+    </w:lvl>
+    <w:lvl w:ilvl="1" w:tplc="280A0019" w:tentative="1">
+      <w:start w:val="1"/>
+      <w:numFmt w:val="lowerLetter"/>
+      <w:lvlText w:val="%2."/>
+      <w:lvlJc w:val="left"/>
+      <w:pPr>
+        <w:ind w:left="1440" w:hanging="360"/>
+      </w:pPr>
+    </w:lvl>
+    <w:lvl w:ilvl="2" w:tplc="280A001B" w:tentative="1">
+      <w:start w:val="1"/>
+      <w:numFmt w:val="lowerRoman"/>
+      <w:lvlText w:val="%3."/>
+      <w:lvlJc w:val="right"/>
+      <w:pPr>
+        <w:ind w:left="2160" w:hanging="180"/>
+      </w:pPr>
+    </w:lvl>
+    <w:lvl w:ilvl="3" w:tplc="280A000F" w:tentative="1">
+      <w:start w:val="1"/>
+      <w:numFmt w:val="decimal"/>
+      <w:lvlText w:val="%4."/>
+      <w:lvlJc w:val="left"/>
+      <w:pPr>
+        <w:ind w:left="2880" w:hanging="360"/>
+      </w:pPr>
+    </w:lvl>
+    <w:lvl w:ilvl="4" w:tplc="280A0019" w:tentative="1">
+      <w:start w:val="1"/>
+      <w:numFmt w:val="lowerLetter"/>
+      <w:lvlText w:val="%5."/>
+      <w:lvlJc w:val="left"/>
+      <w:pPr>
+        <w:ind w:left="3600" w:hanging="360"/>
+      </w:pPr>
+    </w:lvl>
+    <w:lvl w:ilvl="5" w:tplc="280A001B" w:tentative="1">
+      <w:start w:val="1"/>
+      <w:numFmt w:val="lowerRoman"/>
+      <w:lvlText w:val="%6."/>
+      <w:lvlJc w:val="right"/>
+      <w:pPr>
+        <w:ind w:left="4320" w:hanging="180"/>
+      </w:pPr>
+    </w:lvl>
+    <w:lvl w:ilvl="6" w:tplc="280A000F" w:tentative="1">
+      <w:start w:val="1"/>
+      <w:numFmt w:val="decimal"/>
+      <w:lvlText w:val="%7."/>
+      <w:lvlJc w:val="left"/>
+      <w:pPr>
+        <w:ind w:left="5040" w:hanging="360"/>
+      </w:pPr>
+    </w:lvl>
+    <w:lvl w:ilvl="7" w:tplc="280A0019" w:tentative="1">
+      <w:start w:val="1"/>
+      <w:numFmt w:val="lowerLetter"/>
+      <w:lvlText w:val="%8."/>
+      <w:lvlJc w:val="left"/>
+      <w:pPr>
+        <w:ind w:left="5760" w:hanging="360"/>
+      </w:pPr>
+    </w:lvl>
+    <w:lvl w:ilvl="8" w:tplc="280A001B" w:tentative="1">
+      <w:start w:val="1"/>
+      <w:numFmt w:val="lowerRoman"/>
+      <w:lvlText w:val="%9."/>
+      <w:lvlJc w:val="right"/>
+      <w:pPr>
+        <w:ind w:left="6480" w:hanging="180"/>
+      </w:pPr>
+    </w:lvl>
+  </w:abstractNum>
+  <w:abstractNum w:abstractNumId="2" w15:restartNumberingAfterBreak="0">
     <w:nsid w:val="362E5020"/>
     <w:multiLevelType w:val="hybridMultilevel"/>
     <w:tmpl w:val="6436CAF8"/>
@@ -1248,7 +1867,7 @@
       </w:pPr>
     </w:lvl>
   </w:abstractNum>
-  <w:abstractNum w:abstractNumId="2" w15:restartNumberingAfterBreak="0">
+  <w:abstractNum w:abstractNumId="3" w15:restartNumberingAfterBreak="0">
     <w:nsid w:val="522357CC"/>
     <w:multiLevelType w:val="hybridMultilevel"/>
     <w:tmpl w:val="33AC9982"/>
@@ -1337,7 +1956,7 @@
       </w:pPr>
     </w:lvl>
   </w:abstractNum>
-  <w:abstractNum w:abstractNumId="3" w15:restartNumberingAfterBreak="0">
+  <w:abstractNum w:abstractNumId="4" w15:restartNumberingAfterBreak="0">
     <w:nsid w:val="656779C5"/>
     <w:multiLevelType w:val="hybridMultilevel"/>
     <w:tmpl w:val="7BF4CE16"/>
@@ -1426,17 +2045,135 @@
       </w:pPr>
     </w:lvl>
   </w:abstractNum>
+  <w:abstractNum w:abstractNumId="5" w15:restartNumberingAfterBreak="0">
+    <w:nsid w:val="65A82DE9"/>
+    <w:multiLevelType w:val="hybridMultilevel"/>
+    <w:tmpl w:val="9E021A62"/>
+    <w:lvl w:ilvl="0" w:tplc="CBBA11C2">
+      <w:numFmt w:val="bullet"/>
+      <w:lvlText w:val="-"/>
+      <w:lvlJc w:val="left"/>
+      <w:pPr>
+        <w:ind w:left="720" w:hanging="360"/>
+      </w:pPr>
+      <w:rPr>
+        <w:rFonts w:ascii="Aptos" w:eastAsiaTheme="minorHAnsi" w:hAnsi="Aptos" w:cstheme="minorBidi" w:hint="default"/>
+      </w:rPr>
+    </w:lvl>
+    <w:lvl w:ilvl="1" w:tplc="280A0003" w:tentative="1">
+      <w:start w:val="1"/>
+      <w:numFmt w:val="bullet"/>
+      <w:lvlText w:val="o"/>
+      <w:lvlJc w:val="left"/>
+      <w:pPr>
+        <w:ind w:left="1440" w:hanging="360"/>
+      </w:pPr>
+      <w:rPr>
+        <w:rFonts w:ascii="Courier New" w:hAnsi="Courier New" w:cs="Courier New" w:hint="default"/>
+      </w:rPr>
+    </w:lvl>
+    <w:lvl w:ilvl="2" w:tplc="280A0005" w:tentative="1">
+      <w:start w:val="1"/>
+      <w:numFmt w:val="bullet"/>
+      <w:lvlText w:val=""/>
+      <w:lvlJc w:val="left"/>
+      <w:pPr>
+        <w:ind w:left="2160" w:hanging="360"/>
+      </w:pPr>
+      <w:rPr>
+        <w:rFonts w:ascii="Wingdings" w:hAnsi="Wingdings" w:hint="default"/>
+      </w:rPr>
+    </w:lvl>
+    <w:lvl w:ilvl="3" w:tplc="280A0001" w:tentative="1">
+      <w:start w:val="1"/>
+      <w:numFmt w:val="bullet"/>
+      <w:lvlText w:val=""/>
+      <w:lvlJc w:val="left"/>
+      <w:pPr>
+        <w:ind w:left="2880" w:hanging="360"/>
+      </w:pPr>
+      <w:rPr>
+        <w:rFonts w:ascii="Symbol" w:hAnsi="Symbol" w:hint="default"/>
+      </w:rPr>
+    </w:lvl>
+    <w:lvl w:ilvl="4" w:tplc="280A0003" w:tentative="1">
+      <w:start w:val="1"/>
+      <w:numFmt w:val="bullet"/>
+      <w:lvlText w:val="o"/>
+      <w:lvlJc w:val="left"/>
+      <w:pPr>
+        <w:ind w:left="3600" w:hanging="360"/>
+      </w:pPr>
+      <w:rPr>
+        <w:rFonts w:ascii="Courier New" w:hAnsi="Courier New" w:cs="Courier New" w:hint="default"/>
+      </w:rPr>
+    </w:lvl>
+    <w:lvl w:ilvl="5" w:tplc="280A0005" w:tentative="1">
+      <w:start w:val="1"/>
+      <w:numFmt w:val="bullet"/>
+      <w:lvlText w:val=""/>
+      <w:lvlJc w:val="left"/>
+      <w:pPr>
+        <w:ind w:left="4320" w:hanging="360"/>
+      </w:pPr>
+      <w:rPr>
+        <w:rFonts w:ascii="Wingdings" w:hAnsi="Wingdings" w:hint="default"/>
+      </w:rPr>
+    </w:lvl>
+    <w:lvl w:ilvl="6" w:tplc="280A0001" w:tentative="1">
+      <w:start w:val="1"/>
+      <w:numFmt w:val="bullet"/>
+      <w:lvlText w:val=""/>
+      <w:lvlJc w:val="left"/>
+      <w:pPr>
+        <w:ind w:left="5040" w:hanging="360"/>
+      </w:pPr>
+      <w:rPr>
+        <w:rFonts w:ascii="Symbol" w:hAnsi="Symbol" w:hint="default"/>
+      </w:rPr>
+    </w:lvl>
+    <w:lvl w:ilvl="7" w:tplc="280A0003" w:tentative="1">
+      <w:start w:val="1"/>
+      <w:numFmt w:val="bullet"/>
+      <w:lvlText w:val="o"/>
+      <w:lvlJc w:val="left"/>
+      <w:pPr>
+        <w:ind w:left="5760" w:hanging="360"/>
+      </w:pPr>
+      <w:rPr>
+        <w:rFonts w:ascii="Courier New" w:hAnsi="Courier New" w:cs="Courier New" w:hint="default"/>
+      </w:rPr>
+    </w:lvl>
+    <w:lvl w:ilvl="8" w:tplc="280A0005" w:tentative="1">
+      <w:start w:val="1"/>
+      <w:numFmt w:val="bullet"/>
+      <w:lvlText w:val=""/>
+      <w:lvlJc w:val="left"/>
+      <w:pPr>
+        <w:ind w:left="6480" w:hanging="360"/>
+      </w:pPr>
+      <w:rPr>
+        <w:rFonts w:ascii="Wingdings" w:hAnsi="Wingdings" w:hint="default"/>
+      </w:rPr>
+    </w:lvl>
+  </w:abstractNum>
   <w:num w:numId="1" w16cid:durableId="1925646747">
-    <w:abstractNumId w:val="1"/>
+    <w:abstractNumId w:val="2"/>
   </w:num>
   <w:num w:numId="2" w16cid:durableId="415831631">
-    <w:abstractNumId w:val="2"/>
+    <w:abstractNumId w:val="3"/>
   </w:num>
   <w:num w:numId="3" w16cid:durableId="451826290">
     <w:abstractNumId w:val="0"/>
   </w:num>
   <w:num w:numId="4" w16cid:durableId="1190097371">
-    <w:abstractNumId w:val="3"/>
+    <w:abstractNumId w:val="4"/>
+  </w:num>
+  <w:num w:numId="5" w16cid:durableId="613445598">
+    <w:abstractNumId w:val="5"/>
+  </w:num>
+  <w:num w:numId="6" w16cid:durableId="191965365">
+    <w:abstractNumId w:val="1"/>
   </w:num>
 </w:numbering>
 </file>
@@ -2044,6 +2781,7 @@
   <w:style w:type="character" w:default="1" w:styleId="Fuentedeprrafopredeter">
     <w:name w:val="Default Paragraph Font"/>
     <w:uiPriority w:val="1"/>
+    <w:semiHidden/>
     <w:unhideWhenUsed/>
   </w:style>
   <w:style w:type="table" w:default="1" w:styleId="Tablanormal">
